--- a/az/discovery-articles/7.11 Beyin–kompüter interfeysləri.docx
+++ b/az/discovery-articles/7.11 Beyin–kompüter interfeysləri.docx
@@ -4,580 +4,386 @@
   <w:body>
     <w:p>
       <w:pPr>
-        <w:keepNext/>
-        <w:spacing w:before="280" w:after="120"/>
+        <w:pStyle w:val="Title"/>
+        <w:widowControl/>
       </w:pPr>
       <w:r>
-        <w:rPr>
-          <w:rFonts w:ascii="Calibri" w:hAnsi="Calibri" w:eastAsia="Calibri"/>
-          <w:b/>
-          <w:i w:val="0"/>
-          <w:color w:val="004E8C"/>
-          <w:sz w:val="44"/>
-        </w:rPr>
         <w:t>7.11 Beyin–kompüter interfeysləri</w:t>
       </w:r>
     </w:p>
     <w:p>
       <w:pPr>
-        <w:spacing w:after="80"/>
+        <w:keepNext/>
+        <w:widowControl/>
       </w:pPr>
       <w:r>
         <w:rPr>
-          <w:rFonts w:ascii="Calibri" w:hAnsi="Calibri" w:eastAsia="Calibri"/>
-          <w:b w:val="0"/>
-          <w:i/>
-          <w:color w:val="505050"/>
-          <w:sz w:val="22"/>
+          <w:sz w:val="20"/>
         </w:rPr>
-        <w:t>7. Yeni və transformativ texnologiyalar</w:t>
-      </w:r>
-    </w:p>
-    <w:p>
-      <w:pPr>
-        <w:spacing w:after="200"/>
-      </w:pPr>
-      <w:r>
-        <w:rPr>
-          <w:rFonts w:ascii="Calibri" w:hAnsi="Calibri" w:eastAsia="Calibri"/>
-          <w:b w:val="0"/>
-          <w:i/>
-          <w:sz w:val="22"/>
-        </w:rPr>
-        <w:t>Dövr: 1970-ci illərdə ilk laboratoriya nümayişləri; sonrakı dövrdə klinik implantlar və qeyri-invaziv başlıqlar; XXI əsrdə neyroprotezlər üzrə tədqiqatlar | Əsas simalar: Jak Vidal və beyin–kompüter interfeyslərinin ilk tədqiqatçıları; sonrakı klinik neyromühəndislik qrupları və implant yaradıcıları</w:t>
-      </w:r>
-    </w:p>
-    <w:p>
-      <w:pPr>
-        <w:spacing w:after="160" w:line="276" w:lineRule="auto"/>
-      </w:pPr>
-      <w:r>
-        <w:rPr>
-          <w:rFonts w:ascii="Calibri" w:hAnsi="Calibri" w:eastAsia="Calibri"/>
-          <w:b w:val="0"/>
-          <w:i w:val="0"/>
-          <w:sz w:val="22"/>
-        </w:rPr>
-        <w:t>Beyin–kompüter interfeysləri sinir sistemində yaranan siqnalları oxuyur və ya sinir toxumasını elektriklə stimullaşdırır. Bu sistemlər bəzi insanlara əzələlərini hərəkət etdirmədən cihazları idarə etməyə, itirilmiş hərəkət və duyğu funksiyalarının bir hissəsini bərpa etməyə kömək edə bilər.</w:t>
+        <w:t>7 Yeni və dəyişdirici texnologiyalar</w:t>
       </w:r>
     </w:p>
     <w:p>
       <w:pPr>
         <w:keepNext/>
-        <w:spacing w:before="240" w:after="120"/>
+        <w:widowControl/>
       </w:pPr>
       <w:r>
         <w:rPr>
-          <w:rFonts w:ascii="Calibri" w:hAnsi="Calibri" w:eastAsia="Calibri"/>
-          <w:b/>
-          <w:i w:val="0"/>
-          <w:color w:val="004E8C"/>
-          <w:sz w:val="28"/>
+          <w:sz w:val="20"/>
         </w:rPr>
-        <w:t>Əsas faktlar</w:t>
+        <w:t>Dövr: təxminən 1970-ci illərdə laboratoriya nümayişləri; sonralar klinik implantlar və cərrahi müdaxiləsiz baş qurğuları; XXI əsrdə sinir protezləri tədqiqatları | Əsas şəxslər və qruplar: Jak Vidal və ilk beyin–kompüter interfeysi tədqiqatçıları; sonrakı klinik neyromühəndislik komandaları və implant hazırlayanlar</w:t>
+      </w:r>
+    </w:p>
+    <w:p>
+      <w:pPr>
+        <w:widowControl/>
+      </w:pPr>
+      <w:r>
+        <w:t>Beyin–kompüter interfeysləri sinir siqnallarını oxuyur və ya sinir sistemini stimullaşdırır. Beləliklə, insan əzələ hərəkəti olmadan cihaz idarə edə və ya hissi məlumat ala bilər. Bu sistemlər tədqiqat, tibb və yeni istehlak tətbiqləri üçün sinir sistemini kompüterlə əlaqələndirir.</w:t>
+      </w:r>
+    </w:p>
+    <w:p>
+      <w:pPr>
+        <w:pStyle w:val="Heading1"/>
+        <w:widowControl/>
+      </w:pPr>
+      <w:r>
+        <w:t>Əsas məlumatlar</w:t>
       </w:r>
     </w:p>
     <w:p>
       <w:pPr>
         <w:pStyle w:val="ListBullet"/>
+        <w:widowControl/>
       </w:pPr>
       <w:r>
-        <w:rPr>
-          <w:rFonts w:ascii="Calibri" w:hAnsi="Calibri" w:eastAsia="Calibri"/>
-          <w:b w:val="0"/>
-          <w:i w:val="0"/>
-          <w:sz w:val="22"/>
-        </w:rPr>
-        <w:t>1970-ci illərdə aparılan ilk laboratoriya təcrübələri elektroensefaloqramdakı siqnallarla sadə kompüter kursorunu idarə etməyin mümkünlüyünü göstərdi</w:t>
+        <w:t>1970-ci illərin ilk laboratoriya işləri elektroensefaloqrafiya — EEG ilə qeydə alınan beyin fəaliyyəti nümunələrinin sadə ekran kursorlarını idarə edə bildiyini göstərdi.</w:t>
       </w:r>
     </w:p>
     <w:p>
       <w:pPr>
         <w:pStyle w:val="ListBullet"/>
+        <w:widowControl/>
       </w:pPr>
       <w:r>
-        <w:rPr>
-          <w:rFonts w:ascii="Calibri" w:hAnsi="Calibri" w:eastAsia="Calibri"/>
-          <w:b w:val="0"/>
-          <w:i w:val="0"/>
-          <w:sz w:val="22"/>
-        </w:rPr>
-        <w:t>Beyinə yerləşdirilən elektrod massivləri hərəkət qabığındakı siqnalları qeydə alaraq robot qolu və ya kursoru idarə edə bilir</w:t>
+        <w:t>Cərrahi yolla yerləşdirilən elektrod dəstləri beynin hərəkət qabığından siqnal alaraq robot qolunu və ya kursoru hərəkət etdirə bilir.</w:t>
       </w:r>
     </w:p>
     <w:p>
       <w:pPr>
         <w:pStyle w:val="ListBullet"/>
+        <w:widowControl/>
       </w:pPr>
       <w:r>
-        <w:rPr>
-          <w:rFonts w:ascii="Calibri" w:hAnsi="Calibri" w:eastAsia="Calibri"/>
-          <w:b w:val="0"/>
-          <w:i w:val="0"/>
-          <w:sz w:val="22"/>
-        </w:rPr>
-        <w:t>Qeyri-invaziv başlıqlar daha təhlükəsiz və istifadəsi asandır, lakin siqnalları daha aşağı dəqiqliklə qeydə alır</w:t>
+        <w:t>Başın üzərinə taxılan qurğular daha təhlükəsiz və asan quraşdırılır, amma siqnalı ayırdetmə imkanları daha aşağıdır.</w:t>
       </w:r>
     </w:p>
     <w:p>
       <w:pPr>
         <w:pStyle w:val="ListBullet"/>
+        <w:widowControl/>
       </w:pPr>
       <w:r>
-        <w:rPr>
-          <w:rFonts w:ascii="Calibri" w:hAnsi="Calibri" w:eastAsia="Calibri"/>
-          <w:b w:val="0"/>
-          <w:i w:val="0"/>
-          <w:sz w:val="22"/>
-        </w:rPr>
-        <w:t>Klinik məqsədlər arasında iflic və ya amputasiyadan sonra ünsiyyət və hərəkət imkanlarının bərpası var</w:t>
+        <w:t>Klinik məqsədlərə iflic və ya amputasiyadan sonra ünsiyyət və hərəkətin bərpası daxildir.</w:t>
       </w:r>
     </w:p>
     <w:p>
       <w:pPr>
         <w:pStyle w:val="ListBullet"/>
+        <w:widowControl/>
       </w:pPr>
       <w:r>
-        <w:rPr>
-          <w:rFonts w:ascii="Calibri" w:hAnsi="Calibri" w:eastAsia="Calibri"/>
-          <w:b w:val="0"/>
-          <w:i w:val="0"/>
-          <w:sz w:val="22"/>
-        </w:rPr>
-        <w:t>Məlumat ötürmə qabiliyyəti artdıqca məxfilik, razılıq və insan imkanlarının texnologiya ilə genişləndirilməsi barədə etik suallar da dərinləşir</w:t>
+        <w:t>Məlumat ötürmə imkanları artdıqca məxfilik, razılıq və insan qabiliyyətlərinin gücləndirilməsi ilə bağlı etik suallar da artır.</w:t>
       </w:r>
     </w:p>
     <w:p>
       <w:pPr>
-        <w:keepNext/>
-        <w:spacing w:before="240" w:after="120"/>
+        <w:pStyle w:val="Heading1"/>
+        <w:widowControl/>
       </w:pPr>
       <w:r>
-        <w:rPr>
-          <w:rFonts w:ascii="Calibri" w:hAnsi="Calibri" w:eastAsia="Calibri"/>
-          <w:b/>
-          <w:i w:val="0"/>
-          <w:color w:val="004E8C"/>
-          <w:sz w:val="28"/>
-        </w:rPr>
-        <w:t>Bu nədir və necə işləyir?</w:t>
+        <w:t>Bu nədir</w:t>
       </w:r>
     </w:p>
     <w:p>
       <w:pPr>
-        <w:spacing w:after="160" w:line="276" w:lineRule="auto"/>
+        <w:widowControl/>
       </w:pPr>
       <w:r>
-        <w:rPr>
-          <w:rFonts w:ascii="Calibri" w:hAnsi="Calibri" w:eastAsia="Calibri"/>
-          <w:b w:val="0"/>
-          <w:i w:val="0"/>
-          <w:sz w:val="22"/>
-        </w:rPr>
-        <w:t>Beyin–kompüter interfeysi (BKİ) beyin fəaliyyətini ölçən və ya beyinə siqnal göndərən, sonra isə bu məlumatı proqram və avadanlıq əmrlərinə çevirən sistemdir. Sensorlar baş dərisinin üzərinə, kəllə sümüyünün altına və ya birbaşa beyin qabığına yerləşdirilə bilər. Deşifrləmə alqoritmləri neyron impulslarını və ritmlərini kursorun hərəkətinə, nitq sintezatorunun səsinə və ya robot ətrafın idarəsinə çevirir; stimullaşdırıcılar isə toxunma və görmə məlumatını beyinə qaytara bilir. Sadə dillə desək, bu, beynin yaratdığı siqnallarla maşınlar arasında körpüdür.</w:t>
+        <w:t>Beyin–kompüter interfeysi — ingiliscə «Brain–Computer Interface», BCI — beyin fəaliyyətini ölçür və ya stimullaşdırır, onu proqram və cihaz hərəkətləri ilə əlaqələndirir. Sensorlar baş dərisində, kəllənin altında və ya beyin qabığının içində yerləşə bilər. Siqnalı şərh edən alqoritmlər sinir impulslarını və ritmləri kursor hərəkətinə, süni nitqə və ya robot ətrafın idarəsinə çevirir. Stimullaşdırıcılar toxunma və görmə siqnallarını geri verə bilər. Bu, düşüncə ilə bağlı siqnallarla maşın arasında körpüdür.</w:t>
       </w:r>
     </w:p>
     <w:p>
       <w:pPr>
-        <w:keepNext/>
-        <w:spacing w:before="240" w:after="120"/>
+        <w:pStyle w:val="Heading1"/>
+        <w:widowControl/>
       </w:pPr>
       <w:r>
-        <w:rPr>
-          <w:rFonts w:ascii="Calibri" w:hAnsi="Calibri" w:eastAsia="Calibri"/>
-          <w:b/>
-          <w:i w:val="0"/>
-          <w:color w:val="004E8C"/>
-          <w:sz w:val="28"/>
-        </w:rPr>
-        <w:t>Kim kəşf və ya ixtira edib?</w:t>
+        <w:t>Kim kəşf edib və ya yaradıb</w:t>
       </w:r>
     </w:p>
     <w:p>
       <w:pPr>
-        <w:spacing w:after="160" w:line="276" w:lineRule="auto"/>
+        <w:widowControl/>
       </w:pPr>
       <w:r>
-        <w:rPr>
-          <w:rFonts w:ascii="Calibri" w:hAnsi="Calibri" w:eastAsia="Calibri"/>
-          <w:b w:val="0"/>
-          <w:i w:val="0"/>
-          <w:sz w:val="22"/>
-        </w:rPr>
-        <w:t>Jak Vidal 1970-ci illərdə elektroensefaloqramla idarəetmə təcrübələri aparılan zaman BKİ anlayışını elmi dövriyyədə yaydı. Sonrakı nəsillərdən olan neyrobioloqlar, neyrocərrahlar və mühəndislər elektrodları, deşifrləmə alqoritmlərini və klinik protokolları təkmilləşdirdilər. Beyinlə kompüter arasındakı bu əlaqənin tək ixtiraçısı və ya sahibi yoxdur; sahə çoxsaylı tədqiqatların üzərində qurulub. Daha sonra şirkətlər elmi sistemləri klinik sınaqlara uyğun məhsullara çevirdilər.</w:t>
+        <w:t>Jak Vidal 1970-ci illərin EEG ilə idarəetmə təcrübələri zamanı beyin–kompüter interfeysi yanaşmasını tanıtdı. Neyroalimlərin, neyrocərrahların və mühəndislərin bir neçə nəsli elektrodları, siqnalı açan alqoritmləri və klinik qaydaları təkmilləşdirdi. Beyindən kompüterə körpü bir patentə aid deyil, yığılan biliklərin nəticəsidir. Şirkətlər sonradan tədqiqat sistemlərini klinik sınaqlar üçün hazırladılar.</w:t>
       </w:r>
     </w:p>
     <w:p>
       <w:pPr>
-        <w:keepNext/>
-        <w:spacing w:before="240" w:after="120"/>
+        <w:pStyle w:val="Heading1"/>
+        <w:widowControl/>
       </w:pPr>
       <w:r>
-        <w:rPr>
-          <w:rFonts w:ascii="Calibri" w:hAnsi="Calibri" w:eastAsia="Calibri"/>
-          <w:b/>
-          <w:i w:val="0"/>
-          <w:color w:val="004E8C"/>
-          <w:sz w:val="28"/>
-        </w:rPr>
-        <w:t>Nə vaxt və necə yaranıb?</w:t>
+        <w:t>Nə vaxt və necə yaranıb</w:t>
       </w:r>
     </w:p>
     <w:p>
       <w:pPr>
-        <w:spacing w:after="160" w:line="276" w:lineRule="auto"/>
+        <w:widowControl/>
       </w:pPr>
       <w:r>
-        <w:rPr>
-          <w:rFonts w:ascii="Calibri" w:hAnsi="Calibri" w:eastAsia="Calibri"/>
-          <w:b w:val="0"/>
-          <w:i w:val="0"/>
-          <w:sz w:val="22"/>
-        </w:rPr>
-        <w:t>İlk universitet nümayişlərindən sonra texnologiyanın klinikaya keçməsi onilliklər çəkdi: əvvəl meymunlar, sonra insanlar kursorları və robot qollarını beyin siqnalları ilə idarə etdilər. Bu sahəyə yaxın duyğu protezləri olan koxlear implantlar sinir interfeyslərinin gündəlik tibbin bir hissəsinə çevrilə biləcəyini sübut etdi. 2010–2020-ci illərdə geniş diqqət çəkən implant sınaqları ictimai marağı və tənzimləyici nəzarəti artırdı. İstehlakçılar üçün elektroensefaloqrafik cihazların imkanları tibbi tədqiqatlarla müqayisədə hələ məhduddur. İmplantların ötürdüyü məlumat həcmi və işləmə müddəti pasiyentlərin gündəlik müstəqillik səviyyəsini hələ də məhdudlaşdırır.</w:t>
+        <w:t>Universitet nümayişlərindən sonra klinik tətbiq onilliklər çəkdi: əvvəl meymunlar, sonra insanlar kursor və robot qolları idarə etdilər. Yaxın sahənin hissi protezləri olan koxlear implantlar sinir interfeyslərinin adi tibbi tətbiqə çevrilə bildiyini göstərdi. 2010–2020-ci illərin çox diqqət çəkən implant sınaqları ictimai marağı və tənzimləyici nəzarəti artırdı. İstehlakçı EEG oyuncaqları tibbi tədqiqatlarla müqayisədə məhdud qalır. İmplantın ötürdüyü məlumatın həcmi və işləmə ömrü gündəlik müstəqillik üçün hələ əsas şərtdir.</w:t>
       </w:r>
     </w:p>
     <w:p>
       <w:pPr>
-        <w:keepNext/>
-        <w:spacing w:before="240" w:after="120"/>
+        <w:pStyle w:val="Heading1"/>
+        <w:widowControl/>
       </w:pPr>
       <w:r>
-        <w:rPr>
-          <w:rFonts w:ascii="Calibri" w:hAnsi="Calibri" w:eastAsia="Calibri"/>
-          <w:b/>
-          <w:i w:val="0"/>
-          <w:color w:val="004E8C"/>
-          <w:sz w:val="28"/>
-        </w:rPr>
-        <w:t>Elmi əhəmiyyəti</w:t>
+        <w:t>Elm üçün əhəmiyyəti</w:t>
       </w:r>
     </w:p>
     <w:p>
       <w:pPr>
-        <w:spacing w:after="160" w:line="276" w:lineRule="auto"/>
+        <w:widowControl/>
       </w:pPr>
       <w:r>
-        <w:rPr>
-          <w:rFonts w:ascii="Calibri" w:hAnsi="Calibri" w:eastAsia="Calibri"/>
-          <w:b w:val="0"/>
-          <w:i w:val="0"/>
-          <w:sz w:val="22"/>
-        </w:rPr>
-        <w:t>BKİ-lər real vaxt rejimində aparılan neyroelmi ölçmələri, küylü sinir məlumatları üzərində maşın öyrənməsini və orqanizmə uyğun materialları bir araya gətirir. Beyin deşifrləmə sisteminə uyğunlaşmağı öyrənərkən bu interfeyslər hərəkət siqnallarının beyində necə kodlaşdırıldığına və beynin dəyişmə qabiliyyətinə dair nəzəriyyələri sınağa çəkir. Əks əlaqə ilə işləyən stimullaşdırma hesablama sistemlərini müalicə ilə birləşdirir. Elmi baxımdan BKİ beyinlə maşın arasındakı əlaqəni ölçülə və idarə oluna bilən mühəndislik parametrinə çevirir.</w:t>
+        <w:t>Bu interfeyslər real vaxt neyroelmini, küylü sinir məlumatları üzərində maşın öyrənməsini və bədənlə uyğun materialları tələb edir. Beyin siqnalı şərh edən sistemə uyğunlaşanda hərəkətin kodlaşdırılması və plastiklik — beynin dəyişib öyrənmə qabiliyyəti haqqında nəzəriyyələr sınanır. Geriəlaqəli stimullaşdırma hesablamanı müalicəyə bağlayır. Beləliklə, beyinlə maşın arasındakı əlaqə ölçülüb idarə olunan mühəndislik məsələsinə çevrilir.</w:t>
       </w:r>
     </w:p>
     <w:p>
       <w:pPr>
-        <w:keepNext/>
-        <w:spacing w:before="240" w:after="120"/>
+        <w:pStyle w:val="Heading1"/>
+        <w:widowControl/>
       </w:pPr>
       <w:r>
-        <w:rPr>
-          <w:rFonts w:ascii="Calibri" w:hAnsi="Calibri" w:eastAsia="Calibri"/>
-          <w:b/>
-          <w:i w:val="0"/>
-          <w:color w:val="004E8C"/>
-          <w:sz w:val="28"/>
-        </w:rPr>
         <w:t>Sonrakı inkişafa təsiri</w:t>
       </w:r>
     </w:p>
     <w:p>
       <w:pPr>
-        <w:spacing w:after="160" w:line="276" w:lineRule="auto"/>
+        <w:widowControl/>
       </w:pPr>
       <w:r>
-        <w:rPr>
-          <w:rFonts w:ascii="Calibri" w:hAnsi="Calibri" w:eastAsia="Calibri"/>
-          <w:b w:val="0"/>
-          <w:i w:val="0"/>
-          <w:sz w:val="22"/>
-        </w:rPr>
-        <w:t>Neyroprotezlər, dərin beyin stimullaşdırmasının təkmilləşdirilməsi və artırılmış reallıq sistemlərinin idarəsi BKİ-lər üçün hazırlanmış deşifrləmə üsullarından istifadə edir. Açıq elm təşəbbüsləri genişləndikcə sinir siqnallarının qeydə alınması üçün məlumat standartları formalaşdı. Hərbi və oyun sənayesinin marağı fərqli etik suallar doğuran insan–maşın tədqiqatlarının maliyyələşməsinə təkan verir. Reabilitasiya robototexnikasında ekzoskeletlər insanın hərəkət niyyətini bildirən beyin siqnalları ilə idarə olunur.</w:t>
+        <w:t>Sinir protezləri, dərin beyin stimullaşdırmasının təkmilləşdirilməsi və artırılmış reallıq — AR mühitlərinin idarəsi bu siqnal şərhi ideyalarından istifadə edir. Açıq elm təşəbbüsləri ilə sinir qeydləri üçün məlumat standartları inkişaf edir. Hərbi və oyun sahələrinin marağı fərqli etik şərtlərlə insan–maşın tədqiqatlarını maliyyələşdirir. Reabilitasiya robototexnikası bədəni xaricdən dəstəkləyən ekzoskeletləri hərəkət niyyətini bildirən sinir siqnalları ilə birləşdirir.</w:t>
       </w:r>
     </w:p>
     <w:p>
       <w:pPr>
-        <w:keepNext/>
-        <w:spacing w:before="240" w:after="120"/>
+        <w:pStyle w:val="Heading1"/>
+        <w:widowControl/>
       </w:pPr>
       <w:r>
-        <w:rPr>
-          <w:rFonts w:ascii="Calibri" w:hAnsi="Calibri" w:eastAsia="Calibri"/>
-          <w:b/>
-          <w:i w:val="0"/>
-          <w:color w:val="004E8C"/>
-          <w:sz w:val="28"/>
-        </w:rPr>
-        <w:t>İnsan həyatını necə dəyişdi?</w:t>
+        <w:t>İnsan həyatını necə dəyişib</w:t>
       </w:r>
     </w:p>
     <w:p>
       <w:pPr>
-        <w:spacing w:after="160" w:line="276" w:lineRule="auto"/>
+        <w:widowControl/>
       </w:pPr>
       <w:r>
-        <w:rPr>
-          <w:rFonts w:ascii="Calibri" w:hAnsi="Calibri" w:eastAsia="Calibri"/>
-          <w:b w:val="0"/>
-          <w:i w:val="0"/>
-          <w:sz w:val="22"/>
-        </w:rPr>
-        <w:t>Azsaylı pasiyentlər iflic nəticəsində itirdikləri yazmaq və əllərini əşyalara uzatmaq qabiliyyətinin bir hissəsini bərpa ediblər. Pasiyentlər, yaxınları və həkimlər əməliyyat riskini insanın müstəqillik qazanması ilə müqayisə etməli olurlar. İctimai təsəvvürdə bu texnologiya gah möcüzə, gah da qorxulu gələcək kimi görünür. İnsanların çoxu kompüterlə hələ də əl və səs vasitəsilə ünsiyyət qurur, lakin bunlardan istifadə edə bilməyənlər üçün imkanların sərhədi genişlənib.</w:t>
+        <w:t>Azsaylı xəstələr iflicin əlindən aldığı yazı yazmaq və ya əşyalara uzanmaq imkanını yenidən qazandılar. Baxıcılar və həkimlər cərrahiyyə riskini müstəqillik qazancı ilə müqayisə edirlər. İctimai təsəvvür möcüzə ilə qorxulu gələcək arasında dəyişir. Əksər insan kompüteri hələ əl və səslə idarə edir, amma bu imkanları olmayanlar üçün çıxış yolu genişlənib.</w:t>
       </w:r>
     </w:p>
     <w:p>
       <w:pPr>
-        <w:keepNext/>
-        <w:spacing w:before="240" w:after="120"/>
+        <w:pStyle w:val="Heading1"/>
+        <w:widowControl/>
       </w:pPr>
       <w:r>
-        <w:rPr>
-          <w:rFonts w:ascii="Calibri" w:hAnsi="Calibri" w:eastAsia="Calibri"/>
-          <w:b/>
-          <w:i w:val="0"/>
-          <w:color w:val="004E8C"/>
-          <w:sz w:val="28"/>
-        </w:rPr>
         <w:t>Mənbələr və istinadlar</w:t>
       </w:r>
     </w:p>
     <w:p>
       <w:pPr>
-        <w:keepNext/>
-        <w:spacing w:before="240" w:after="120"/>
+        <w:pStyle w:val="Heading2"/>
+        <w:widowControl/>
       </w:pPr>
       <w:r>
         <w:rPr>
-          <w:rFonts w:ascii="Calibri" w:hAnsi="Calibri" w:eastAsia="Calibri"/>
-          <w:b/>
-          <w:i w:val="0"/>
-          <w:color w:val="004E8C"/>
-          <w:sz w:val="24"/>
+          <w:sz w:val="20"/>
         </w:rPr>
-        <w:t>A. Kitablar və əsas elmi əsərlər</w:t>
+        <w:t>A Kitablar və əsas elmi əsərlər</w:t>
       </w:r>
     </w:p>
     <w:p>
       <w:pPr>
-        <w:spacing w:after="80"/>
-        <w:ind w:left="360"/>
+        <w:widowControl/>
       </w:pPr>
       <w:r>
         <w:rPr>
-          <w:rFonts w:ascii="Calibri" w:hAnsi="Calibri" w:eastAsia="Calibri"/>
-          <w:b w:val="0"/>
-          <w:i w:val="0"/>
-          <w:sz w:val="22"/>
+          <w:sz w:val="20"/>
         </w:rPr>
         <w:t>1. Wolpaw, Jonathan R., and Elizabeth Winter Wolpaw, eds. Brain-Computer Interfaces: Principles and Practice. Oxford: Oxford University Press, 2012.</w:t>
       </w:r>
     </w:p>
     <w:p>
       <w:pPr>
-        <w:keepNext/>
-        <w:spacing w:before="240" w:after="120"/>
+        <w:pStyle w:val="Heading2"/>
+        <w:widowControl/>
       </w:pPr>
       <w:r>
         <w:rPr>
-          <w:rFonts w:ascii="Calibri" w:hAnsi="Calibri" w:eastAsia="Calibri"/>
-          <w:b/>
-          <w:i w:val="0"/>
-          <w:color w:val="004E8C"/>
-          <w:sz w:val="24"/>
+          <w:sz w:val="20"/>
         </w:rPr>
-        <w:t>C. Təşkilatların materialları və ensiklopedik mənbələr</w:t>
+        <w:t>C Qurumların materialları və ensiklopedik mənbələr</w:t>
       </w:r>
     </w:p>
     <w:p>
       <w:pPr>
-        <w:spacing w:after="80"/>
-        <w:ind w:left="360"/>
+        <w:widowControl/>
       </w:pPr>
       <w:r>
         <w:rPr>
-          <w:rFonts w:ascii="Calibri" w:hAnsi="Calibri" w:eastAsia="Calibri"/>
-          <w:b w:val="0"/>
-          <w:i w:val="0"/>
-          <w:sz w:val="22"/>
+          <w:sz w:val="20"/>
         </w:rPr>
-        <w:t>1. Encyclopaedia Britannica. “Brain-computer interface” (“Beyin–kompüter interfeysi”).</w:t>
-      </w:r>
-      <w:r>
-        <w:rPr>
-          <w:rFonts w:ascii="Calibri" w:hAnsi="Calibri" w:eastAsia="Calibri"/>
-          <w:b w:val="0"/>
-          <w:i w:val="0"/>
-          <w:sz w:val="22"/>
-        </w:rPr>
-        <w:t xml:space="preserve"> </w:t>
+        <w:t xml:space="preserve">1. Encyclopaedia Britannica. 'Brain-computer interface.' </w:t>
       </w:r>
       <w:hyperlink r:id="rId9">
         <w:r>
           <w:rPr>
-            <w:rFonts w:ascii="Calibri" w:hAnsi="Calibri" w:eastAsia="Calibri"/>
-            <w:b w:val="0"/>
-            <w:i w:val="0"/>
-            <w:sz w:val="22"/>
-            <w:color w:val="0563C1"/>
-            <w:u w:val="single"/>
+            <w:sz w:val="20"/>
           </w:rPr>
           <w:t>https://www.britannica.com/technology/brain-computer-interface</w:t>
         </w:r>
       </w:hyperlink>
+      <w:r>
+        <w:rPr>
+          <w:sz w:val="20"/>
+        </w:rPr>
+      </w:r>
     </w:p>
     <w:p>
       <w:pPr>
-        <w:spacing w:after="80"/>
-        <w:ind w:left="360"/>
+        <w:widowControl/>
       </w:pPr>
       <w:r>
         <w:rPr>
-          <w:rFonts w:ascii="Calibri" w:hAnsi="Calibri" w:eastAsia="Calibri"/>
-          <w:b w:val="0"/>
-          <w:i w:val="0"/>
-          <w:sz w:val="22"/>
+          <w:sz w:val="20"/>
         </w:rPr>
-        <w:t>2. NIH. BRAIN Initiative.</w:t>
-      </w:r>
-      <w:r>
-        <w:rPr>
-          <w:rFonts w:ascii="Calibri" w:hAnsi="Calibri" w:eastAsia="Calibri"/>
-          <w:b w:val="0"/>
-          <w:i w:val="0"/>
-          <w:sz w:val="22"/>
-        </w:rPr>
-        <w:t xml:space="preserve"> </w:t>
+        <w:t xml:space="preserve">2. NIH. BRAIN Initiative. </w:t>
       </w:r>
       <w:hyperlink r:id="rId10">
         <w:r>
           <w:rPr>
-            <w:rFonts w:ascii="Calibri" w:hAnsi="Calibri" w:eastAsia="Calibri"/>
-            <w:b w:val="0"/>
-            <w:i w:val="0"/>
-            <w:sz w:val="22"/>
-            <w:color w:val="0563C1"/>
-            <w:u w:val="single"/>
+            <w:sz w:val="20"/>
           </w:rPr>
           <w:t>https://braininitiative.nih.gov/</w:t>
         </w:r>
       </w:hyperlink>
-    </w:p>
-    <w:p>
-      <w:pPr>
-        <w:keepNext/>
-        <w:spacing w:before="240" w:after="120"/>
-      </w:pPr>
       <w:r>
         <w:rPr>
-          <w:rFonts w:ascii="Calibri" w:hAnsi="Calibri" w:eastAsia="Calibri"/>
-          <w:b/>
-          <w:i w:val="0"/>
-          <w:color w:val="004E8C"/>
-          <w:sz w:val="24"/>
+          <w:sz w:val="20"/>
         </w:rPr>
-        <w:t>D. Muzey, arxiv və kitabxana materialları</w:t>
       </w:r>
     </w:p>
     <w:p>
       <w:pPr>
-        <w:spacing w:after="80"/>
-        <w:ind w:left="360"/>
+        <w:pStyle w:val="Heading2"/>
+        <w:widowControl/>
       </w:pPr>
       <w:r>
         <w:rPr>
-          <w:rFonts w:ascii="Calibri" w:hAnsi="Calibri" w:eastAsia="Calibri"/>
-          <w:b w:val="0"/>
-          <w:i w:val="0"/>
-          <w:sz w:val="22"/>
+          <w:sz w:val="20"/>
         </w:rPr>
-        <w:t>1. Science Museum (London). Neyroelm və tibbi texnologiya ilə bağlı eksponatlar.</w:t>
+        <w:t>D Muzey arxiv və kitabxana materialları</w:t>
       </w:r>
+    </w:p>
+    <w:p>
+      <w:pPr>
+        <w:widowControl/>
+      </w:pPr>
       <w:r>
         <w:rPr>
-          <w:rFonts w:ascii="Calibri" w:hAnsi="Calibri" w:eastAsia="Calibri"/>
-          <w:b w:val="0"/>
-          <w:i w:val="0"/>
-          <w:sz w:val="22"/>
+          <w:sz w:val="20"/>
         </w:rPr>
-        <w:t xml:space="preserve"> </w:t>
+        <w:t xml:space="preserve">1. Science Museum (London). Neuroscience and medical technology objects. </w:t>
       </w:r>
       <w:hyperlink r:id="rId11">
         <w:r>
           <w:rPr>
-            <w:rFonts w:ascii="Calibri" w:hAnsi="Calibri" w:eastAsia="Calibri"/>
-            <w:b w:val="0"/>
-            <w:i w:val="0"/>
-            <w:sz w:val="22"/>
-            <w:color w:val="0563C1"/>
-            <w:u w:val="single"/>
+            <w:sz w:val="20"/>
           </w:rPr>
           <w:t>https://www.sciencemuseum.org.uk/objects-and-stories</w:t>
         </w:r>
       </w:hyperlink>
-    </w:p>
-    <w:p>
-      <w:pPr>
-        <w:keepNext/>
-        <w:spacing w:before="240" w:after="120"/>
-      </w:pPr>
       <w:r>
         <w:rPr>
-          <w:rFonts w:ascii="Calibri" w:hAnsi="Calibri" w:eastAsia="Calibri"/>
-          <w:b/>
-          <w:i w:val="0"/>
-          <w:color w:val="004E8C"/>
-          <w:sz w:val="24"/>
+          <w:sz w:val="20"/>
         </w:rPr>
-        <w:t>J. Mətbuat, populyar elmi və ümumi məlumat mənbələri</w:t>
       </w:r>
     </w:p>
     <w:p>
       <w:pPr>
-        <w:spacing w:after="80"/>
-        <w:ind w:left="360"/>
+        <w:pStyle w:val="Heading2"/>
+        <w:widowControl/>
       </w:pPr>
       <w:r>
         <w:rPr>
-          <w:rFonts w:ascii="Calibri" w:hAnsi="Calibri" w:eastAsia="Calibri"/>
-          <w:b w:val="0"/>
-          <w:i w:val="0"/>
-          <w:sz w:val="22"/>
+          <w:sz w:val="20"/>
         </w:rPr>
-        <w:t>1. Nature. Beyin–maşın interfeyslərinə dair mövzu səhifəsi.</w:t>
+        <w:t>J Mətbuat elmi kütləvi nəşrlər və ümumi mənbələr</w:t>
       </w:r>
+    </w:p>
+    <w:p>
+      <w:pPr>
+        <w:widowControl/>
+      </w:pPr>
       <w:r>
         <w:rPr>
-          <w:rFonts w:ascii="Calibri" w:hAnsi="Calibri" w:eastAsia="Calibri"/>
-          <w:b w:val="0"/>
-          <w:i w:val="0"/>
-          <w:sz w:val="22"/>
+          <w:sz w:val="20"/>
         </w:rPr>
-        <w:t xml:space="preserve"> </w:t>
+        <w:t xml:space="preserve">1. Nature. Brain–machine interface subject page. </w:t>
       </w:r>
       <w:hyperlink r:id="rId12">
         <w:r>
           <w:rPr>
-            <w:rFonts w:ascii="Calibri" w:hAnsi="Calibri" w:eastAsia="Calibri"/>
-            <w:b w:val="0"/>
-            <w:i w:val="0"/>
-            <w:sz w:val="22"/>
-            <w:color w:val="0563C1"/>
-            <w:u w:val="single"/>
+            <w:sz w:val="20"/>
           </w:rPr>
           <w:t>https://www.nature.com/subjects/brain-machine-interface</w:t>
         </w:r>
       </w:hyperlink>
+      <w:r>
+        <w:rPr>
+          <w:sz w:val="20"/>
+        </w:rPr>
+      </w:r>
     </w:p>
     <w:sectPr>
-      <w:pgSz w:w="12240" w:h="15840"/>
-      <w:pgMar w:top="1296" w:right="1440" w:bottom="1296" w:left="1440" w:header="720" w:footer="720" w:gutter="0"/>
+      <w:footerReference w:type="default" r:id="rId13"/>
+      <w:pgSz w:w="11906" w:h="16838"/>
+      <w:pgMar w:top="1020" w:right="1134" w:bottom="1020" w:left="1134" w:header="720" w:footer="720" w:gutter="0"/>
       <w:cols w:space="720"/>
       <w:docGrid w:linePitch="360"/>
     </w:sectPr>
   </w:body>
 </w:document>
+</file>
+
+<file path=word/footer1.xml><?xml version="1.0" encoding="utf-8"?>
+<w:ftr xmlns:m="http://schemas.openxmlformats.org/officeDocument/2006/math" xmlns:mc="http://schemas.openxmlformats.org/markup-compatibility/2006" xmlns:mo="http://schemas.microsoft.com/office/mac/office/2008/main" xmlns:mv="urn:schemas-microsoft-com:mac:vml" xmlns:o="urn:schemas-microsoft-com:office:office" xmlns:r="http://schemas.openxmlformats.org/officeDocument/2006/relationships" xmlns:v="urn:schemas-microsoft-com:vml" xmlns:w10="urn:schemas-microsoft-com:office:word" xmlns:w14="http://schemas.microsoft.com/office/word/2010/wordml" xmlns:w="http://schemas.openxmlformats.org/wordprocessingml/2006/main" xmlns:wne="http://schemas.microsoft.com/office/word/2006/wordml" xmlns:wp14="http://schemas.microsoft.com/office/word/2010/wordprocessingDrawing" xmlns:wp="http://schemas.openxmlformats.org/drawingml/2006/wordprocessingDrawing" xmlns:wpc="http://schemas.microsoft.com/office/word/2010/wordprocessingCanvas" xmlns:wpg="http://schemas.microsoft.com/office/word/2010/wordprocessingGroup" xmlns:wpi="http://schemas.microsoft.com/office/word/2010/wordprocessingInk" xmlns:wps="http://schemas.microsoft.com/office/word/2010/wordprocessingShape" mc:Ignorable="w14 wp14">
+  <w:p>
+    <w:pPr>
+      <w:pStyle w:val="Footer"/>
+      <w:jc w:val="right"/>
+    </w:pPr>
+    <w:fldSimple w:instr="PAGE"/>
+  </w:p>
+</w:ftr>
 </file>
 
 <file path=word/numbering.xml><?xml version="1.0" encoding="utf-8"?>
@@ -788,7 +594,7 @@
   <w:docDefaults>
     <w:rPrDefault>
       <w:rPr>
-        <w:rFonts w:asciiTheme="minorHAnsi" w:eastAsiaTheme="minorEastAsia" w:hAnsiTheme="minorHAnsi" w:cstheme="minorBidi"/>
+        <w:rFonts/>
         <w:sz w:val="22"/>
         <w:szCs w:val="22"/>
         <w:lang w:val="en-US" w:eastAsia="en-US" w:bidi="ar-SA"/>
@@ -943,6 +749,15 @@
     <w:name w:val="Normal"/>
     <w:qFormat/>
     <w:rsid w:val="00FC693F"/>
+    <w:pPr>
+      <w:spacing w:after="120" w:line="259" w:lineRule="auto"/>
+    </w:pPr>
+    <w:rPr>
+      <w:rFonts w:ascii="Times New Roman" w:hAnsi="Times New Roman"/>
+      <w:color w:val="000000"/>
+      <w:sz w:val="24"/>
+      <w:lang w:val="az-Latn-AZ"/>
+    </w:rPr>
   </w:style>
   <w:style w:type="paragraph" w:styleId="Header">
     <w:name w:val="header"/>
@@ -999,16 +814,17 @@
     <w:pPr>
       <w:keepNext/>
       <w:keepLines/>
-      <w:spacing w:before="480" w:after="0"/>
+      <w:spacing w:before="480" w:after="120" w:line="259" w:lineRule="auto"/>
       <w:outlineLvl w:val="0"/>
     </w:pPr>
     <w:rPr>
-      <w:rFonts w:asciiTheme="majorHAnsi" w:eastAsiaTheme="majorEastAsia" w:hAnsiTheme="majorHAnsi" w:cstheme="majorBidi"/>
+      <w:rFonts w:ascii="Times New Roman" w:hAnsi="Times New Roman"/>
       <w:b/>
       <w:bCs/>
-      <w:color w:val="365F91" w:themeColor="accent1" w:themeShade="BF"/>
-      <w:sz w:val="28"/>
+      <w:color w:val="000000"/>
+      <w:sz w:val="26"/>
       <w:szCs w:val="28"/>
+      <w:lang w:val="az-Latn-AZ"/>
     </w:rPr>
   </w:style>
   <w:style w:type="paragraph" w:styleId="Heading2">
@@ -1023,16 +839,17 @@
     <w:pPr>
       <w:keepNext/>
       <w:keepLines/>
-      <w:spacing w:before="200" w:after="0"/>
+      <w:spacing w:before="200" w:after="120" w:line="259" w:lineRule="auto"/>
       <w:outlineLvl w:val="1"/>
     </w:pPr>
     <w:rPr>
-      <w:rFonts w:asciiTheme="majorHAnsi" w:eastAsiaTheme="majorEastAsia" w:hAnsiTheme="majorHAnsi" w:cstheme="majorBidi"/>
+      <w:rFonts w:ascii="Times New Roman" w:hAnsi="Times New Roman"/>
       <w:b/>
       <w:bCs/>
-      <w:color w:val="4F81BD" w:themeColor="accent1"/>
+      <w:color w:val="000000"/>
       <w:sz w:val="26"/>
       <w:szCs w:val="26"/>
+      <w:lang w:val="az-Latn-AZ"/>
     </w:rPr>
   </w:style>
   <w:style w:type="paragraph" w:styleId="Heading3">
@@ -1051,7 +868,7 @@
       <w:outlineLvl w:val="2"/>
     </w:pPr>
     <w:rPr>
-      <w:rFonts w:asciiTheme="majorHAnsi" w:eastAsiaTheme="majorEastAsia" w:hAnsiTheme="majorHAnsi" w:cstheme="majorBidi"/>
+      <w:rFonts/>
       <w:b/>
       <w:bCs/>
       <w:color w:val="4F81BD" w:themeColor="accent1"/>
@@ -1074,7 +891,7 @@
       <w:outlineLvl w:val="3"/>
     </w:pPr>
     <w:rPr>
-      <w:rFonts w:asciiTheme="majorHAnsi" w:eastAsiaTheme="majorEastAsia" w:hAnsiTheme="majorHAnsi" w:cstheme="majorBidi"/>
+      <w:rFonts/>
       <w:b/>
       <w:bCs/>
       <w:i/>
@@ -1099,7 +916,7 @@
       <w:outlineLvl w:val="4"/>
     </w:pPr>
     <w:rPr>
-      <w:rFonts w:asciiTheme="majorHAnsi" w:eastAsiaTheme="majorEastAsia" w:hAnsiTheme="majorHAnsi" w:cstheme="majorBidi"/>
+      <w:rFonts/>
       <w:color w:val="243F60" w:themeColor="accent1" w:themeShade="7F"/>
     </w:rPr>
   </w:style>
@@ -1120,7 +937,7 @@
       <w:outlineLvl w:val="5"/>
     </w:pPr>
     <w:rPr>
-      <w:rFonts w:asciiTheme="majorHAnsi" w:eastAsiaTheme="majorEastAsia" w:hAnsiTheme="majorHAnsi" w:cstheme="majorBidi"/>
+      <w:rFonts/>
       <w:i/>
       <w:iCs/>
       <w:color w:val="243F60" w:themeColor="accent1" w:themeShade="7F"/>
@@ -1143,7 +960,7 @@
       <w:outlineLvl w:val="6"/>
     </w:pPr>
     <w:rPr>
-      <w:rFonts w:asciiTheme="majorHAnsi" w:eastAsiaTheme="majorEastAsia" w:hAnsiTheme="majorHAnsi" w:cstheme="majorBidi"/>
+      <w:rFonts/>
       <w:i/>
       <w:iCs/>
       <w:color w:val="404040" w:themeColor="text1" w:themeTint="BF"/>
@@ -1166,7 +983,7 @@
       <w:outlineLvl w:val="7"/>
     </w:pPr>
     <w:rPr>
-      <w:rFonts w:asciiTheme="majorHAnsi" w:eastAsiaTheme="majorEastAsia" w:hAnsiTheme="majorHAnsi" w:cstheme="majorBidi"/>
+      <w:rFonts/>
       <w:color w:val="4F81BD" w:themeColor="accent1"/>
       <w:sz w:val="20"/>
       <w:szCs w:val="20"/>
@@ -1189,7 +1006,7 @@
       <w:outlineLvl w:val="8"/>
     </w:pPr>
     <w:rPr>
-      <w:rFonts w:asciiTheme="majorHAnsi" w:eastAsiaTheme="majorEastAsia" w:hAnsiTheme="majorHAnsi" w:cstheme="majorBidi"/>
+      <w:rFonts/>
       <w:i/>
       <w:iCs/>
       <w:color w:val="404040" w:themeColor="text1" w:themeTint="BF"/>
@@ -1240,7 +1057,7 @@
     <w:uiPriority w:val="9"/>
     <w:rsid w:val="00FC693F"/>
     <w:rPr>
-      <w:rFonts w:asciiTheme="majorHAnsi" w:eastAsiaTheme="majorEastAsia" w:hAnsiTheme="majorHAnsi" w:cstheme="majorBidi"/>
+      <w:rFonts/>
       <w:b/>
       <w:bCs/>
       <w:color w:val="365F91" w:themeColor="accent1" w:themeShade="BF"/>
@@ -1255,7 +1072,7 @@
     <w:uiPriority w:val="9"/>
     <w:rsid w:val="00FC693F"/>
     <w:rPr>
-      <w:rFonts w:asciiTheme="majorHAnsi" w:eastAsiaTheme="majorEastAsia" w:hAnsiTheme="majorHAnsi" w:cstheme="majorBidi"/>
+      <w:rFonts/>
       <w:b/>
       <w:bCs/>
       <w:color w:val="4F81BD" w:themeColor="accent1"/>
@@ -1270,7 +1087,7 @@
     <w:uiPriority w:val="9"/>
     <w:rsid w:val="00FC693F"/>
     <w:rPr>
-      <w:rFonts w:asciiTheme="majorHAnsi" w:eastAsiaTheme="majorEastAsia" w:hAnsiTheme="majorHAnsi" w:cstheme="majorBidi"/>
+      <w:rFonts/>
       <w:b/>
       <w:bCs/>
       <w:color w:val="4F81BD" w:themeColor="accent1"/>
@@ -1285,19 +1102,17 @@
     <w:qFormat/>
     <w:rsid w:val="00FC693F"/>
     <w:pPr>
-      <w:pBdr>
-        <w:bottom w:val="single" w:sz="8" w:space="4" w:color="4F81BD" w:themeColor="accent1"/>
-      </w:pBdr>
-      <w:spacing w:after="300" w:line="240" w:lineRule="auto"/>
+      <w:spacing w:after="120" w:line="259" w:lineRule="auto"/>
       <w:contextualSpacing/>
     </w:pPr>
     <w:rPr>
-      <w:rFonts w:asciiTheme="majorHAnsi" w:eastAsiaTheme="majorEastAsia" w:hAnsiTheme="majorHAnsi" w:cstheme="majorBidi"/>
-      <w:color w:val="17365D" w:themeColor="text2" w:themeShade="BF"/>
+      <w:rFonts w:ascii="Times New Roman" w:hAnsi="Times New Roman"/>
+      <w:color w:val="000000"/>
       <w:spacing w:val="5"/>
       <w:kern w:val="28"/>
-      <w:sz w:val="52"/>
+      <w:sz w:val="40"/>
       <w:szCs w:val="52"/>
+      <w:lang w:val="az-Latn-AZ"/>
     </w:rPr>
   </w:style>
   <w:style w:type="character" w:customStyle="1" w:styleId="TitleChar">
@@ -1307,7 +1122,7 @@
     <w:uiPriority w:val="10"/>
     <w:rsid w:val="00FC693F"/>
     <w:rPr>
-      <w:rFonts w:asciiTheme="majorHAnsi" w:eastAsiaTheme="majorEastAsia" w:hAnsiTheme="majorHAnsi" w:cstheme="majorBidi"/>
+      <w:rFonts/>
       <w:color w:val="17365D" w:themeColor="text2" w:themeShade="BF"/>
       <w:spacing w:val="5"/>
       <w:kern w:val="28"/>
@@ -1329,7 +1144,7 @@
       </w:numPr>
     </w:pPr>
     <w:rPr>
-      <w:rFonts w:asciiTheme="majorHAnsi" w:eastAsiaTheme="majorEastAsia" w:hAnsiTheme="majorHAnsi" w:cstheme="majorBidi"/>
+      <w:rFonts/>
       <w:i/>
       <w:iCs/>
       <w:color w:val="4F81BD" w:themeColor="accent1"/>
@@ -1345,7 +1160,7 @@
     <w:uiPriority w:val="11"/>
     <w:rsid w:val="00FC693F"/>
     <w:rPr>
-      <w:rFonts w:asciiTheme="majorHAnsi" w:eastAsiaTheme="majorEastAsia" w:hAnsiTheme="majorHAnsi" w:cstheme="majorBidi"/>
+      <w:rFonts/>
       <w:i/>
       <w:iCs/>
       <w:color w:val="4F81BD" w:themeColor="accent1"/>
@@ -1470,8 +1285,15 @@
       <w:numPr>
         <w:numId w:val="1"/>
       </w:numPr>
+      <w:spacing w:after="120" w:line="259" w:lineRule="auto"/>
       <w:contextualSpacing/>
     </w:pPr>
+    <w:rPr>
+      <w:rFonts w:ascii="Times New Roman" w:hAnsi="Times New Roman"/>
+      <w:color w:val="000000"/>
+      <w:sz w:val="24"/>
+      <w:lang w:val="az-Latn-AZ"/>
+    </w:rPr>
   </w:style>
   <w:style w:type="paragraph" w:styleId="ListBullet2">
     <w:name w:val="List Bullet 2"/>
@@ -1643,7 +1465,7 @@
     <w:semiHidden/>
     <w:rsid w:val="00FC693F"/>
     <w:rPr>
-      <w:rFonts w:asciiTheme="majorHAnsi" w:eastAsiaTheme="majorEastAsia" w:hAnsiTheme="majorHAnsi" w:cstheme="majorBidi"/>
+      <w:rFonts/>
       <w:b/>
       <w:bCs/>
       <w:i/>
@@ -1659,7 +1481,7 @@
     <w:semiHidden/>
     <w:rsid w:val="00FC693F"/>
     <w:rPr>
-      <w:rFonts w:asciiTheme="majorHAnsi" w:eastAsiaTheme="majorEastAsia" w:hAnsiTheme="majorHAnsi" w:cstheme="majorBidi"/>
+      <w:rFonts/>
       <w:color w:val="243F60" w:themeColor="accent1" w:themeShade="7F"/>
     </w:rPr>
   </w:style>
@@ -1671,7 +1493,7 @@
     <w:semiHidden/>
     <w:rsid w:val="00FC693F"/>
     <w:rPr>
-      <w:rFonts w:asciiTheme="majorHAnsi" w:eastAsiaTheme="majorEastAsia" w:hAnsiTheme="majorHAnsi" w:cstheme="majorBidi"/>
+      <w:rFonts/>
       <w:i/>
       <w:iCs/>
       <w:color w:val="243F60" w:themeColor="accent1" w:themeShade="7F"/>
@@ -1685,7 +1507,7 @@
     <w:semiHidden/>
     <w:rsid w:val="00FC693F"/>
     <w:rPr>
-      <w:rFonts w:asciiTheme="majorHAnsi" w:eastAsiaTheme="majorEastAsia" w:hAnsiTheme="majorHAnsi" w:cstheme="majorBidi"/>
+      <w:rFonts/>
       <w:i/>
       <w:iCs/>
       <w:color w:val="404040" w:themeColor="text1" w:themeTint="BF"/>
@@ -1699,7 +1521,7 @@
     <w:semiHidden/>
     <w:rsid w:val="00FC693F"/>
     <w:rPr>
-      <w:rFonts w:asciiTheme="majorHAnsi" w:eastAsiaTheme="majorEastAsia" w:hAnsiTheme="majorHAnsi" w:cstheme="majorBidi"/>
+      <w:rFonts/>
       <w:color w:val="4F81BD" w:themeColor="accent1"/>
       <w:sz w:val="20"/>
       <w:szCs w:val="20"/>
@@ -1713,7 +1535,7 @@
     <w:semiHidden/>
     <w:rsid w:val="00FC693F"/>
     <w:rPr>
-      <w:rFonts w:asciiTheme="majorHAnsi" w:eastAsiaTheme="majorEastAsia" w:hAnsiTheme="majorHAnsi" w:cstheme="majorBidi"/>
+      <w:rFonts/>
       <w:i/>
       <w:iCs/>
       <w:color w:val="404040" w:themeColor="text1" w:themeTint="BF"/>
@@ -1772,9 +1594,6 @@
     <w:qFormat/>
     <w:rsid w:val="00FC693F"/>
     <w:pPr>
-      <w:pBdr>
-        <w:bottom w:val="single" w:sz="4" w:space="4" w:color="4F81BD" w:themeColor="accent1"/>
-      </w:pBdr>
       <w:spacing w:before="200" w:after="280"/>
       <w:ind w:left="936" w:right="936"/>
     </w:pPr>
@@ -3302,7 +3121,7 @@
         <w:spacing w:before="0" w:after="0" w:line="240" w:lineRule="auto"/>
       </w:pPr>
       <w:rPr>
-        <w:rFonts w:asciiTheme="majorHAnsi" w:eastAsiaTheme="majorEastAsia" w:hAnsiTheme="majorHAnsi" w:cstheme="majorBidi"/>
+        <w:rFonts/>
         <w:b/>
         <w:bCs/>
       </w:rPr>
@@ -3323,7 +3142,7 @@
         <w:spacing w:before="0" w:after="0" w:line="240" w:lineRule="auto"/>
       </w:pPr>
       <w:rPr>
-        <w:rFonts w:asciiTheme="majorHAnsi" w:eastAsiaTheme="majorEastAsia" w:hAnsiTheme="majorHAnsi" w:cstheme="majorBidi"/>
+        <w:rFonts/>
         <w:b/>
         <w:bCs/>
       </w:rPr>
@@ -3341,14 +3160,14 @@
     </w:tblStylePr>
     <w:tblStylePr w:type="firstCol">
       <w:rPr>
-        <w:rFonts w:asciiTheme="majorHAnsi" w:eastAsiaTheme="majorEastAsia" w:hAnsiTheme="majorHAnsi" w:cstheme="majorBidi"/>
+        <w:rFonts/>
         <w:b/>
         <w:bCs/>
       </w:rPr>
     </w:tblStylePr>
     <w:tblStylePr w:type="lastCol">
       <w:rPr>
-        <w:rFonts w:asciiTheme="majorHAnsi" w:eastAsiaTheme="majorEastAsia" w:hAnsiTheme="majorHAnsi" w:cstheme="majorBidi"/>
+        <w:rFonts/>
         <w:b/>
         <w:bCs/>
       </w:rPr>
@@ -3432,7 +3251,7 @@
         <w:spacing w:before="0" w:after="0" w:line="240" w:lineRule="auto"/>
       </w:pPr>
       <w:rPr>
-        <w:rFonts w:asciiTheme="majorHAnsi" w:eastAsiaTheme="majorEastAsia" w:hAnsiTheme="majorHAnsi" w:cstheme="majorBidi"/>
+        <w:rFonts/>
         <w:b/>
         <w:bCs/>
       </w:rPr>
@@ -3453,7 +3272,7 @@
         <w:spacing w:before="0" w:after="0" w:line="240" w:lineRule="auto"/>
       </w:pPr>
       <w:rPr>
-        <w:rFonts w:asciiTheme="majorHAnsi" w:eastAsiaTheme="majorEastAsia" w:hAnsiTheme="majorHAnsi" w:cstheme="majorBidi"/>
+        <w:rFonts/>
         <w:b/>
         <w:bCs/>
       </w:rPr>
@@ -3471,14 +3290,14 @@
     </w:tblStylePr>
     <w:tblStylePr w:type="firstCol">
       <w:rPr>
-        <w:rFonts w:asciiTheme="majorHAnsi" w:eastAsiaTheme="majorEastAsia" w:hAnsiTheme="majorHAnsi" w:cstheme="majorBidi"/>
+        <w:rFonts/>
         <w:b/>
         <w:bCs/>
       </w:rPr>
     </w:tblStylePr>
     <w:tblStylePr w:type="lastCol">
       <w:rPr>
-        <w:rFonts w:asciiTheme="majorHAnsi" w:eastAsiaTheme="majorEastAsia" w:hAnsiTheme="majorHAnsi" w:cstheme="majorBidi"/>
+        <w:rFonts/>
         <w:b/>
         <w:bCs/>
       </w:rPr>
@@ -3562,7 +3381,7 @@
         <w:spacing w:before="0" w:after="0" w:line="240" w:lineRule="auto"/>
       </w:pPr>
       <w:rPr>
-        <w:rFonts w:asciiTheme="majorHAnsi" w:eastAsiaTheme="majorEastAsia" w:hAnsiTheme="majorHAnsi" w:cstheme="majorBidi"/>
+        <w:rFonts/>
         <w:b/>
         <w:bCs/>
       </w:rPr>
@@ -3583,7 +3402,7 @@
         <w:spacing w:before="0" w:after="0" w:line="240" w:lineRule="auto"/>
       </w:pPr>
       <w:rPr>
-        <w:rFonts w:asciiTheme="majorHAnsi" w:eastAsiaTheme="majorEastAsia" w:hAnsiTheme="majorHAnsi" w:cstheme="majorBidi"/>
+        <w:rFonts/>
         <w:b/>
         <w:bCs/>
       </w:rPr>
@@ -3601,14 +3420,14 @@
     </w:tblStylePr>
     <w:tblStylePr w:type="firstCol">
       <w:rPr>
-        <w:rFonts w:asciiTheme="majorHAnsi" w:eastAsiaTheme="majorEastAsia" w:hAnsiTheme="majorHAnsi" w:cstheme="majorBidi"/>
+        <w:rFonts/>
         <w:b/>
         <w:bCs/>
       </w:rPr>
     </w:tblStylePr>
     <w:tblStylePr w:type="lastCol">
       <w:rPr>
-        <w:rFonts w:asciiTheme="majorHAnsi" w:eastAsiaTheme="majorEastAsia" w:hAnsiTheme="majorHAnsi" w:cstheme="majorBidi"/>
+        <w:rFonts/>
         <w:b/>
         <w:bCs/>
       </w:rPr>
@@ -3692,7 +3511,7 @@
         <w:spacing w:before="0" w:after="0" w:line="240" w:lineRule="auto"/>
       </w:pPr>
       <w:rPr>
-        <w:rFonts w:asciiTheme="majorHAnsi" w:eastAsiaTheme="majorEastAsia" w:hAnsiTheme="majorHAnsi" w:cstheme="majorBidi"/>
+        <w:rFonts/>
         <w:b/>
         <w:bCs/>
       </w:rPr>
@@ -3713,7 +3532,7 @@
         <w:spacing w:before="0" w:after="0" w:line="240" w:lineRule="auto"/>
       </w:pPr>
       <w:rPr>
-        <w:rFonts w:asciiTheme="majorHAnsi" w:eastAsiaTheme="majorEastAsia" w:hAnsiTheme="majorHAnsi" w:cstheme="majorBidi"/>
+        <w:rFonts/>
         <w:b/>
         <w:bCs/>
       </w:rPr>
@@ -3731,14 +3550,14 @@
     </w:tblStylePr>
     <w:tblStylePr w:type="firstCol">
       <w:rPr>
-        <w:rFonts w:asciiTheme="majorHAnsi" w:eastAsiaTheme="majorEastAsia" w:hAnsiTheme="majorHAnsi" w:cstheme="majorBidi"/>
+        <w:rFonts/>
         <w:b/>
         <w:bCs/>
       </w:rPr>
     </w:tblStylePr>
     <w:tblStylePr w:type="lastCol">
       <w:rPr>
-        <w:rFonts w:asciiTheme="majorHAnsi" w:eastAsiaTheme="majorEastAsia" w:hAnsiTheme="majorHAnsi" w:cstheme="majorBidi"/>
+        <w:rFonts/>
         <w:b/>
         <w:bCs/>
       </w:rPr>
@@ -3822,7 +3641,7 @@
         <w:spacing w:before="0" w:after="0" w:line="240" w:lineRule="auto"/>
       </w:pPr>
       <w:rPr>
-        <w:rFonts w:asciiTheme="majorHAnsi" w:eastAsiaTheme="majorEastAsia" w:hAnsiTheme="majorHAnsi" w:cstheme="majorBidi"/>
+        <w:rFonts/>
         <w:b/>
         <w:bCs/>
       </w:rPr>
@@ -3843,7 +3662,7 @@
         <w:spacing w:before="0" w:after="0" w:line="240" w:lineRule="auto"/>
       </w:pPr>
       <w:rPr>
-        <w:rFonts w:asciiTheme="majorHAnsi" w:eastAsiaTheme="majorEastAsia" w:hAnsiTheme="majorHAnsi" w:cstheme="majorBidi"/>
+        <w:rFonts/>
         <w:b/>
         <w:bCs/>
       </w:rPr>
@@ -3861,14 +3680,14 @@
     </w:tblStylePr>
     <w:tblStylePr w:type="firstCol">
       <w:rPr>
-        <w:rFonts w:asciiTheme="majorHAnsi" w:eastAsiaTheme="majorEastAsia" w:hAnsiTheme="majorHAnsi" w:cstheme="majorBidi"/>
+        <w:rFonts/>
         <w:b/>
         <w:bCs/>
       </w:rPr>
     </w:tblStylePr>
     <w:tblStylePr w:type="lastCol">
       <w:rPr>
-        <w:rFonts w:asciiTheme="majorHAnsi" w:eastAsiaTheme="majorEastAsia" w:hAnsiTheme="majorHAnsi" w:cstheme="majorBidi"/>
+        <w:rFonts/>
         <w:b/>
         <w:bCs/>
       </w:rPr>
@@ -3952,7 +3771,7 @@
         <w:spacing w:before="0" w:after="0" w:line="240" w:lineRule="auto"/>
       </w:pPr>
       <w:rPr>
-        <w:rFonts w:asciiTheme="majorHAnsi" w:eastAsiaTheme="majorEastAsia" w:hAnsiTheme="majorHAnsi" w:cstheme="majorBidi"/>
+        <w:rFonts/>
         <w:b/>
         <w:bCs/>
       </w:rPr>
@@ -3973,7 +3792,7 @@
         <w:spacing w:before="0" w:after="0" w:line="240" w:lineRule="auto"/>
       </w:pPr>
       <w:rPr>
-        <w:rFonts w:asciiTheme="majorHAnsi" w:eastAsiaTheme="majorEastAsia" w:hAnsiTheme="majorHAnsi" w:cstheme="majorBidi"/>
+        <w:rFonts/>
         <w:b/>
         <w:bCs/>
       </w:rPr>
@@ -3991,14 +3810,14 @@
     </w:tblStylePr>
     <w:tblStylePr w:type="firstCol">
       <w:rPr>
-        <w:rFonts w:asciiTheme="majorHAnsi" w:eastAsiaTheme="majorEastAsia" w:hAnsiTheme="majorHAnsi" w:cstheme="majorBidi"/>
+        <w:rFonts/>
         <w:b/>
         <w:bCs/>
       </w:rPr>
     </w:tblStylePr>
     <w:tblStylePr w:type="lastCol">
       <w:rPr>
-        <w:rFonts w:asciiTheme="majorHAnsi" w:eastAsiaTheme="majorEastAsia" w:hAnsiTheme="majorHAnsi" w:cstheme="majorBidi"/>
+        <w:rFonts/>
         <w:b/>
         <w:bCs/>
       </w:rPr>
@@ -4082,7 +3901,7 @@
         <w:spacing w:before="0" w:after="0" w:line="240" w:lineRule="auto"/>
       </w:pPr>
       <w:rPr>
-        <w:rFonts w:asciiTheme="majorHAnsi" w:eastAsiaTheme="majorEastAsia" w:hAnsiTheme="majorHAnsi" w:cstheme="majorBidi"/>
+        <w:rFonts/>
         <w:b/>
         <w:bCs/>
       </w:rPr>
@@ -4103,7 +3922,7 @@
         <w:spacing w:before="0" w:after="0" w:line="240" w:lineRule="auto"/>
       </w:pPr>
       <w:rPr>
-        <w:rFonts w:asciiTheme="majorHAnsi" w:eastAsiaTheme="majorEastAsia" w:hAnsiTheme="majorHAnsi" w:cstheme="majorBidi"/>
+        <w:rFonts/>
         <w:b/>
         <w:bCs/>
       </w:rPr>
@@ -4121,14 +3940,14 @@
     </w:tblStylePr>
     <w:tblStylePr w:type="firstCol">
       <w:rPr>
-        <w:rFonts w:asciiTheme="majorHAnsi" w:eastAsiaTheme="majorEastAsia" w:hAnsiTheme="majorHAnsi" w:cstheme="majorBidi"/>
+        <w:rFonts/>
         <w:b/>
         <w:bCs/>
       </w:rPr>
     </w:tblStylePr>
     <w:tblStylePr w:type="lastCol">
       <w:rPr>
-        <w:rFonts w:asciiTheme="majorHAnsi" w:eastAsiaTheme="majorEastAsia" w:hAnsiTheme="majorHAnsi" w:cstheme="majorBidi"/>
+        <w:rFonts/>
         <w:b/>
         <w:bCs/>
       </w:rPr>
@@ -5993,7 +5812,7 @@
     </w:tblPr>
     <w:tblStylePr w:type="firstRow">
       <w:rPr>
-        <w:rFonts w:asciiTheme="majorHAnsi" w:eastAsiaTheme="majorEastAsia" w:hAnsiTheme="majorHAnsi" w:cstheme="majorBidi"/>
+        <w:rFonts/>
       </w:rPr>
       <w:tblPr/>
       <w:tcPr>
@@ -6077,7 +5896,7 @@
     </w:tblPr>
     <w:tblStylePr w:type="firstRow">
       <w:rPr>
-        <w:rFonts w:asciiTheme="majorHAnsi" w:eastAsiaTheme="majorEastAsia" w:hAnsiTheme="majorHAnsi" w:cstheme="majorBidi"/>
+        <w:rFonts/>
       </w:rPr>
       <w:tblPr/>
       <w:tcPr>
@@ -6161,7 +5980,7 @@
     </w:tblPr>
     <w:tblStylePr w:type="firstRow">
       <w:rPr>
-        <w:rFonts w:asciiTheme="majorHAnsi" w:eastAsiaTheme="majorEastAsia" w:hAnsiTheme="majorHAnsi" w:cstheme="majorBidi"/>
+        <w:rFonts/>
       </w:rPr>
       <w:tblPr/>
       <w:tcPr>
@@ -6245,7 +6064,7 @@
     </w:tblPr>
     <w:tblStylePr w:type="firstRow">
       <w:rPr>
-        <w:rFonts w:asciiTheme="majorHAnsi" w:eastAsiaTheme="majorEastAsia" w:hAnsiTheme="majorHAnsi" w:cstheme="majorBidi"/>
+        <w:rFonts/>
       </w:rPr>
       <w:tblPr/>
       <w:tcPr>
@@ -6329,7 +6148,7 @@
     </w:tblPr>
     <w:tblStylePr w:type="firstRow">
       <w:rPr>
-        <w:rFonts w:asciiTheme="majorHAnsi" w:eastAsiaTheme="majorEastAsia" w:hAnsiTheme="majorHAnsi" w:cstheme="majorBidi"/>
+        <w:rFonts/>
       </w:rPr>
       <w:tblPr/>
       <w:tcPr>
@@ -6413,7 +6232,7 @@
     </w:tblPr>
     <w:tblStylePr w:type="firstRow">
       <w:rPr>
-        <w:rFonts w:asciiTheme="majorHAnsi" w:eastAsiaTheme="majorEastAsia" w:hAnsiTheme="majorHAnsi" w:cstheme="majorBidi"/>
+        <w:rFonts/>
       </w:rPr>
       <w:tblPr/>
       <w:tcPr>
@@ -6497,7 +6316,7 @@
     </w:tblPr>
     <w:tblStylePr w:type="firstRow">
       <w:rPr>
-        <w:rFonts w:asciiTheme="majorHAnsi" w:eastAsiaTheme="majorEastAsia" w:hAnsiTheme="majorHAnsi" w:cstheme="majorBidi"/>
+        <w:rFonts/>
       </w:rPr>
       <w:tblPr/>
       <w:tcPr>
@@ -6562,7 +6381,7 @@
       <w:spacing w:after="0" w:line="240" w:lineRule="auto"/>
     </w:pPr>
     <w:rPr>
-      <w:rFonts w:asciiTheme="majorHAnsi" w:eastAsiaTheme="majorEastAsia" w:hAnsiTheme="majorHAnsi" w:cstheme="majorBidi"/>
+      <w:rFonts/>
       <w:color w:val="000000" w:themeColor="text1"/>
     </w:rPr>
     <w:tblPr>
@@ -6690,7 +6509,7 @@
       <w:spacing w:after="0" w:line="240" w:lineRule="auto"/>
     </w:pPr>
     <w:rPr>
-      <w:rFonts w:asciiTheme="majorHAnsi" w:eastAsiaTheme="majorEastAsia" w:hAnsiTheme="majorHAnsi" w:cstheme="majorBidi"/>
+      <w:rFonts/>
       <w:color w:val="000000" w:themeColor="text1"/>
     </w:rPr>
     <w:tblPr>
@@ -6818,7 +6637,7 @@
       <w:spacing w:after="0" w:line="240" w:lineRule="auto"/>
     </w:pPr>
     <w:rPr>
-      <w:rFonts w:asciiTheme="majorHAnsi" w:eastAsiaTheme="majorEastAsia" w:hAnsiTheme="majorHAnsi" w:cstheme="majorBidi"/>
+      <w:rFonts/>
       <w:color w:val="000000" w:themeColor="text1"/>
     </w:rPr>
     <w:tblPr>
@@ -6946,7 +6765,7 @@
       <w:spacing w:after="0" w:line="240" w:lineRule="auto"/>
     </w:pPr>
     <w:rPr>
-      <w:rFonts w:asciiTheme="majorHAnsi" w:eastAsiaTheme="majorEastAsia" w:hAnsiTheme="majorHAnsi" w:cstheme="majorBidi"/>
+      <w:rFonts/>
       <w:color w:val="000000" w:themeColor="text1"/>
     </w:rPr>
     <w:tblPr>
@@ -7074,7 +6893,7 @@
       <w:spacing w:after="0" w:line="240" w:lineRule="auto"/>
     </w:pPr>
     <w:rPr>
-      <w:rFonts w:asciiTheme="majorHAnsi" w:eastAsiaTheme="majorEastAsia" w:hAnsiTheme="majorHAnsi" w:cstheme="majorBidi"/>
+      <w:rFonts/>
       <w:color w:val="000000" w:themeColor="text1"/>
     </w:rPr>
     <w:tblPr>
@@ -7202,7 +7021,7 @@
       <w:spacing w:after="0" w:line="240" w:lineRule="auto"/>
     </w:pPr>
     <w:rPr>
-      <w:rFonts w:asciiTheme="majorHAnsi" w:eastAsiaTheme="majorEastAsia" w:hAnsiTheme="majorHAnsi" w:cstheme="majorBidi"/>
+      <w:rFonts/>
       <w:color w:val="000000" w:themeColor="text1"/>
     </w:rPr>
     <w:tblPr>
@@ -7330,7 +7149,7 @@
       <w:spacing w:after="0" w:line="240" w:lineRule="auto"/>
     </w:pPr>
     <w:rPr>
-      <w:rFonts w:asciiTheme="majorHAnsi" w:eastAsiaTheme="majorEastAsia" w:hAnsiTheme="majorHAnsi" w:cstheme="majorBidi"/>
+      <w:rFonts/>
       <w:color w:val="000000" w:themeColor="text1"/>
     </w:rPr>
     <w:tblPr>
@@ -7969,7 +7788,7 @@
       <w:spacing w:after="0" w:line="240" w:lineRule="auto"/>
     </w:pPr>
     <w:rPr>
-      <w:rFonts w:asciiTheme="majorHAnsi" w:eastAsiaTheme="majorEastAsia" w:hAnsiTheme="majorHAnsi" w:cstheme="majorBidi"/>
+      <w:rFonts/>
       <w:color w:val="000000" w:themeColor="text1"/>
     </w:rPr>
     <w:tblPr>
@@ -8094,7 +7913,7 @@
       <w:spacing w:after="0" w:line="240" w:lineRule="auto"/>
     </w:pPr>
     <w:rPr>
-      <w:rFonts w:asciiTheme="majorHAnsi" w:eastAsiaTheme="majorEastAsia" w:hAnsiTheme="majorHAnsi" w:cstheme="majorBidi"/>
+      <w:rFonts/>
       <w:color w:val="000000" w:themeColor="text1"/>
     </w:rPr>
     <w:tblPr>
@@ -8219,7 +8038,7 @@
       <w:spacing w:after="0" w:line="240" w:lineRule="auto"/>
     </w:pPr>
     <w:rPr>
-      <w:rFonts w:asciiTheme="majorHAnsi" w:eastAsiaTheme="majorEastAsia" w:hAnsiTheme="majorHAnsi" w:cstheme="majorBidi"/>
+      <w:rFonts/>
       <w:color w:val="000000" w:themeColor="text1"/>
     </w:rPr>
     <w:tblPr>
@@ -8344,7 +8163,7 @@
       <w:spacing w:after="0" w:line="240" w:lineRule="auto"/>
     </w:pPr>
     <w:rPr>
-      <w:rFonts w:asciiTheme="majorHAnsi" w:eastAsiaTheme="majorEastAsia" w:hAnsiTheme="majorHAnsi" w:cstheme="majorBidi"/>
+      <w:rFonts/>
       <w:color w:val="000000" w:themeColor="text1"/>
     </w:rPr>
     <w:tblPr>
@@ -8469,7 +8288,7 @@
       <w:spacing w:after="0" w:line="240" w:lineRule="auto"/>
     </w:pPr>
     <w:rPr>
-      <w:rFonts w:asciiTheme="majorHAnsi" w:eastAsiaTheme="majorEastAsia" w:hAnsiTheme="majorHAnsi" w:cstheme="majorBidi"/>
+      <w:rFonts/>
       <w:color w:val="000000" w:themeColor="text1"/>
     </w:rPr>
     <w:tblPr>
@@ -8594,7 +8413,7 @@
       <w:spacing w:after="0" w:line="240" w:lineRule="auto"/>
     </w:pPr>
     <w:rPr>
-      <w:rFonts w:asciiTheme="majorHAnsi" w:eastAsiaTheme="majorEastAsia" w:hAnsiTheme="majorHAnsi" w:cstheme="majorBidi"/>
+      <w:rFonts/>
       <w:color w:val="000000" w:themeColor="text1"/>
     </w:rPr>
     <w:tblPr>
@@ -8719,7 +8538,7 @@
       <w:spacing w:after="0" w:line="240" w:lineRule="auto"/>
     </w:pPr>
     <w:rPr>
-      <w:rFonts w:asciiTheme="majorHAnsi" w:eastAsiaTheme="majorEastAsia" w:hAnsiTheme="majorHAnsi" w:cstheme="majorBidi"/>
+      <w:rFonts/>
       <w:color w:val="000000" w:themeColor="text1"/>
     </w:rPr>
     <w:tblPr>

--- a/az/discovery-articles/7.11 Beyin–kompüter interfeysləri.docx
+++ b/az/discovery-articles/7.11 Beyin–kompüter interfeysləri.docx
@@ -111,7 +111,7 @@
         <w:widowControl/>
       </w:pPr>
       <w:r>
-        <w:t>Beyin–kompüter interfeysi — ingiliscə «Brain–Computer Interface», BCI — beyin fəaliyyətini ölçür və ya stimullaşdırır, onu proqram və cihaz hərəkətləri ilə əlaqələndirir. Sensorlar baş dərisində, kəllənin altında və ya beyin qabığının içində yerləşə bilər. Siqnalı şərh edən alqoritmlər sinir impulslarını və ritmləri kursor hərəkətinə, süni nitqə və ya robot ətrafın idarəsinə çevirir. Stimullaşdırıcılar toxunma və görmə siqnallarını geri verə bilər. Bu, düşüncə ilə bağlı siqnallarla maşın arasında körpüdür.</w:t>
+        <w:t xml:space="preserve">Beyin–kompüter interfeysi (BCI) beyin fəaliyyətini ölçür və ya stimullaşdırır, onu proqram və cihaz hərəkətləri ilə əlaqələndirir. Sensorlar baş dərisində, kəllənin altında və ya beyin qabığının içində yerləşə bilər. Siqnalı şərh edən alqoritmlər sinir impulslarını və ritmləri kursor hərəkətinə, süni nitqə və ya robot ətrafın idarəsinə çevirir. Stimullaşdırıcılar toxunma və görmə siqnallarını geri verə bilər. Bu, düşüncə ilə bağlı siqnallarla maşın arasında körpüdür.</w:t>
       </w:r>
     </w:p>
     <w:p>
@@ -120,7 +120,7 @@
         <w:widowControl/>
       </w:pPr>
       <w:r>
-        <w:t>Kim kəşf edib və ya yaradıb</w:t>
+        <w:t xml:space="preserve">Kim yaradıb</w:t>
       </w:r>
     </w:p>
     <w:p>
@@ -217,7 +217,7 @@
         <w:rPr>
           <w:sz w:val="20"/>
         </w:rPr>
-        <w:t>A Kitablar və əsas elmi əsərlər</w:t>
+        <w:t>Kitablar və əsas elmi əsərlər</w:t>
       </w:r>
     </w:p>
     <w:p>
@@ -240,7 +240,7 @@
         <w:rPr>
           <w:sz w:val="20"/>
         </w:rPr>
-        <w:t>C Qurumların materialları və ensiklopedik mənbələr</w:t>
+        <w:t>Qurumların materialları və ensiklopedik mənbələr</w:t>
       </w:r>
     </w:p>
     <w:p>
@@ -300,7 +300,7 @@
         <w:rPr>
           <w:sz w:val="20"/>
         </w:rPr>
-        <w:t>D Muzey arxiv və kitabxana materialları</w:t>
+        <w:t>Muzey arxiv və kitabxana materialları</w:t>
       </w:r>
     </w:p>
     <w:p>
@@ -336,7 +336,7 @@
         <w:rPr>
           <w:sz w:val="20"/>
         </w:rPr>
-        <w:t>J Mətbuat elmi kütləvi nəşrlər və ümumi mənbələr</w:t>
+        <w:t>Mətbuat elmi kütləvi nəşrlər və ümumi mənbələr</w:t>
       </w:r>
     </w:p>
     <w:p>
